--- a/public/artifacts/HO_SO_XUAT_KHAU_THONG_QUAN_GSSDIX_FCA_269901/07_BO_HO_SO_KE_TOAN_THUE_DON_269901/06_BAO_CAO_QUYET_TOAN_VA_HOAN_THUE/KT-FIN-02_CHECKLIST_4_WAY_MATCHING_HOAN_THUE_GTGT_0PCT.docx
+++ b/public/artifacts/HO_SO_XUAT_KHAU_THONG_QUAN_GSSDIX_FCA_269901/07_BO_HO_SO_KE_TOAN_THUE_DON_269901/06_BAO_CAO_QUYET_TOAN_VA_HOAN_THUE/KT-FIN-02_CHECKLIST_4_WAY_MATCHING_HOAN_THUE_GTGT_0PCT.docx
@@ -1354,7 +1354,7 @@
         <w:br/>
         <w:t>☑ [1] Giấy đề nghị hoàn trả khoản thu Ngân sách Nhà nước (Mẫu số 01/HT ban hành kèm TT 80/2021/TT-BTC nộp điện tử qua thuedientu.gdt.gov.vn).</w:t>
         <w:br/>
-        <w:t>☑ [2] Bảng kê Hóa đơn, chứng từ hàng hóa dịch vụ mua vào (Mẫu số 01-1/HT): Gồm HĐ Thiên Long (35.048.000 đ), HĐ Vĩnh Thành (2.130.370 đ), HĐ Khách sạn Dư Hùng Phát (59.260 đ) ➔ Tổng thuế GTGT đề nghị hoàn: 37.237.630 VNĐ.</w:t>
+        <w:t>☑ [2] Bảng kê Hóa đơn, chứng từ hàng hóa dịch vụ mua vào (Mẫu số 01-1/HT): Gồm HĐ Thiên Long (35.048.000 đ), HĐ Vĩnh Thành (2.130.370 đ), HĐ Khách sạn Dư Hùng Phát (59.260 đ) —&gt; Tổng thuế GTGT đề nghị hoàn: 37.237.630 VNĐ.</w:t>
         <w:br/>
         <w:t>☑ [3] Hợp đồng xuất khẩu &amp; Phụ lục ký với Duangmanee (Bản scan song ngữ Anh - Việt có chữ ký và con dấu).</w:t>
         <w:br/>
